--- a/PUBLISHED/biol-1/ALL_FILES/module-02-basic-chemistry-keys-to-success.docx
+++ b/PUBLISHED/biol-1/ALL_FILES/module-02-basic-chemistry-keys-to-success.docx
@@ -3,11 +3,17 @@
 <w:document xmlns:wpc="http://schemas.microsoft.com/office/word/2010/wordprocessingCanvas" xmlns:mo="http://schemas.microsoft.com/office/mac/office/2008/main" xmlns:mc="http://schemas.openxmlformats.org/markup-compatibility/2006" xmlns:mv="urn:schemas-microsoft-com:mac:vml" xmlns:o="urn:schemas-microsoft-com:office:office" xmlns:r="http://schemas.openxmlformats.org/officeDocument/2006/relationships" xmlns:m="http://schemas.openxmlformats.org/officeDocument/2006/math" xmlns:v="urn:schemas-microsoft-com:vml" xmlns:wp14="http://schemas.microsoft.com/office/word/2010/wordprocessingDrawing" xmlns:wp="http://schemas.openxmlformats.org/drawingml/2006/wordprocessingDrawing" xmlns:w10="urn:schemas-microsoft-com:office:word" xmlns:w="http://schemas.openxmlformats.org/wordprocessingml/2006/main" xmlns:w14="http://schemas.microsoft.com/office/word/2010/wordml" xmlns:wpg="http://schemas.microsoft.com/office/word/2010/wordprocessingGroup" xmlns:wpi="http://schemas.microsoft.com/office/word/2010/wordprocessingInk" xmlns:wne="http://schemas.microsoft.com/office/word/2006/wordml" xmlns:wps="http://schemas.microsoft.com/office/word/2010/wordprocessingShape" mc:Ignorable="w14 wp14">
   <w:body>
     <w:p>
+      <w:pPr>
+        <w:pStyle w:val="Heading1"/>
+      </w:pPr>
       <w:r>
         <w:t>Module 2: Basic Chemistry — Keys to Success</w:t>
       </w:r>
     </w:p>
     <w:p>
+      <w:pPr>
+        <w:pStyle w:val="Heading2"/>
+      </w:pPr>
       <w:r>
         <w:t>Learning Objectives</w:t>
       </w:r>
@@ -19,12 +25,310 @@
     </w:p>
     <w:p>
       <w:r>
-        <w:t>Describe atomic structure and subatomic particles  Explain how atoms form bonds (ionic, covalent, hydrogen)  Distinguish between polar and non-polar molecules  Explain water's properties and their importance for life  Use the pH scale and explain buffers   Key Terms to Know</w:t>
+        <w:t xml:space="preserve">1. </w:t>
+      </w:r>
+      <w:r>
+        <w:t>Describe atomic structure and subatomic particles</w:t>
       </w:r>
     </w:p>
     <w:p>
       <w:r>
-        <w:t>Atom — Smallest unit of matter retaining element properties  Proton — Positive charge, in nucleus, determines atomic number  Neutron — No charge, in nucleus, determines isotope  Electron — Negative charge, orbits nucleus, determines bonding  Ionic Bond — Transfer of electrons between atoms  Covalent Bond — Sharing of electrons between atoms  Polar Molecule — Unequal sharing of electrons (e.g., water)  Hydrogen Bond — Weak attraction between H and electronegative atoms  Cohesion — Water molecules sticking to each other  Adhesion — Water sticking to other surfaces  Specific Heat — Energy to raise temperature; water's is high  Solvent — Substance that dissolves others; water is universal solvent  pH Scale — Measures acidity/alkalinity (0-14)  Buffer — Substance that resists pH changes   Study Tips</w:t>
+        <w:t xml:space="preserve">2. </w:t>
+      </w:r>
+      <w:r>
+        <w:t>Explain how atoms form bonds (ionic, covalent, hydrogen)</w:t>
+      </w:r>
+    </w:p>
+    <w:p>
+      <w:r>
+        <w:t xml:space="preserve">3. </w:t>
+      </w:r>
+      <w:r>
+        <w:t>Distinguish between polar and non-polar molecules</w:t>
+      </w:r>
+    </w:p>
+    <w:p>
+      <w:r>
+        <w:t xml:space="preserve">4. </w:t>
+      </w:r>
+      <w:r>
+        <w:t>Explain water's properties and their importance for life</w:t>
+      </w:r>
+    </w:p>
+    <w:p>
+      <w:r>
+        <w:t xml:space="preserve">5. </w:t>
+      </w:r>
+      <w:r>
+        <w:t>Use the pH scale and explain buffers</w:t>
+      </w:r>
+    </w:p>
+    <w:p>
+      <w:pPr>
+        <w:pStyle w:val="Heading2"/>
+      </w:pPr>
+      <w:r>
+        <w:t>Key Terms to Know</w:t>
+      </w:r>
+    </w:p>
+    <w:p>
+      <w:r>
+        <w:t xml:space="preserve">• </w:t>
+      </w:r>
+      <w:r>
+        <w:rPr>
+          <w:b/>
+        </w:rPr>
+        <w:t>Atom</w:t>
+      </w:r>
+      <w:r>
+        <w:t xml:space="preserve"> — Smallest unit of matter retaining element properties</w:t>
+      </w:r>
+    </w:p>
+    <w:p>
+      <w:r>
+        <w:t xml:space="preserve">• </w:t>
+      </w:r>
+      <w:r>
+        <w:rPr>
+          <w:b/>
+        </w:rPr>
+        <w:t>Proton</w:t>
+      </w:r>
+      <w:r>
+        <w:t xml:space="preserve"> — Positive charge, in nucleus, determines atomic number</w:t>
+      </w:r>
+    </w:p>
+    <w:p>
+      <w:r>
+        <w:t xml:space="preserve">• </w:t>
+      </w:r>
+      <w:r>
+        <w:rPr>
+          <w:b/>
+        </w:rPr>
+        <w:t>Neutron</w:t>
+      </w:r>
+      <w:r>
+        <w:t xml:space="preserve"> — No charge, in nucleus, determines isotope</w:t>
+      </w:r>
+    </w:p>
+    <w:p>
+      <w:r>
+        <w:t xml:space="preserve">• </w:t>
+      </w:r>
+      <w:r>
+        <w:rPr>
+          <w:b/>
+        </w:rPr>
+        <w:t>Electron</w:t>
+      </w:r>
+      <w:r>
+        <w:t xml:space="preserve"> — Negative charge, orbits nucleus, determines bonding</w:t>
+      </w:r>
+    </w:p>
+    <w:p>
+      <w:r>
+        <w:t xml:space="preserve">• </w:t>
+      </w:r>
+      <w:r>
+        <w:rPr>
+          <w:b/>
+        </w:rPr>
+        <w:t>Ionic Bond</w:t>
+      </w:r>
+      <w:r>
+        <w:t xml:space="preserve"> — Transfer of electrons between atoms</w:t>
+      </w:r>
+    </w:p>
+    <w:p>
+      <w:r>
+        <w:t xml:space="preserve">• </w:t>
+      </w:r>
+      <w:r>
+        <w:rPr>
+          <w:b/>
+        </w:rPr>
+        <w:t>Covalent Bond</w:t>
+      </w:r>
+      <w:r>
+        <w:t xml:space="preserve"> — Sharing of electrons between atoms</w:t>
+      </w:r>
+    </w:p>
+    <w:p>
+      <w:r>
+        <w:t xml:space="preserve">• </w:t>
+      </w:r>
+      <w:r>
+        <w:rPr>
+          <w:b/>
+        </w:rPr>
+        <w:t>Polar Molecule</w:t>
+      </w:r>
+      <w:r>
+        <w:t xml:space="preserve"> — Unequal sharing of electrons (e.g., water)</w:t>
+      </w:r>
+    </w:p>
+    <w:p>
+      <w:r>
+        <w:t xml:space="preserve">• </w:t>
+      </w:r>
+      <w:r>
+        <w:rPr>
+          <w:b/>
+        </w:rPr>
+        <w:t>Hydrogen Bond</w:t>
+      </w:r>
+      <w:r>
+        <w:t xml:space="preserve"> — Weak attraction between H and electronegative atoms</w:t>
+      </w:r>
+    </w:p>
+    <w:p>
+      <w:r>
+        <w:t xml:space="preserve">• </w:t>
+      </w:r>
+      <w:r>
+        <w:rPr>
+          <w:b/>
+        </w:rPr>
+        <w:t>Cohesion</w:t>
+      </w:r>
+      <w:r>
+        <w:t xml:space="preserve"> — Water molecules sticking to each other</w:t>
+      </w:r>
+    </w:p>
+    <w:p>
+      <w:r>
+        <w:t xml:space="preserve">• </w:t>
+      </w:r>
+      <w:r>
+        <w:rPr>
+          <w:b/>
+        </w:rPr>
+        <w:t>Adhesion</w:t>
+      </w:r>
+      <w:r>
+        <w:t xml:space="preserve"> — Water sticking to other surfaces</w:t>
+      </w:r>
+    </w:p>
+    <w:p>
+      <w:r>
+        <w:t xml:space="preserve">• </w:t>
+      </w:r>
+      <w:r>
+        <w:rPr>
+          <w:b/>
+        </w:rPr>
+        <w:t>Specific Heat</w:t>
+      </w:r>
+      <w:r>
+        <w:t xml:space="preserve"> — Energy to raise temperature; water's is high</w:t>
+      </w:r>
+    </w:p>
+    <w:p>
+      <w:r>
+        <w:t xml:space="preserve">• </w:t>
+      </w:r>
+      <w:r>
+        <w:rPr>
+          <w:b/>
+        </w:rPr>
+        <w:t>Solvent</w:t>
+      </w:r>
+      <w:r>
+        <w:t xml:space="preserve"> — Substance that dissolves others; water is universal solvent</w:t>
+      </w:r>
+    </w:p>
+    <w:p>
+      <w:r>
+        <w:t xml:space="preserve">• </w:t>
+      </w:r>
+      <w:r>
+        <w:rPr>
+          <w:b/>
+        </w:rPr>
+        <w:t>pH Scale</w:t>
+      </w:r>
+      <w:r>
+        <w:t xml:space="preserve"> — Measures acidity/alkalinity (0-14)</w:t>
+      </w:r>
+    </w:p>
+    <w:p>
+      <w:r>
+        <w:t xml:space="preserve">• </w:t>
+      </w:r>
+      <w:r>
+        <w:rPr>
+          <w:b/>
+        </w:rPr>
+        <w:t>Buffer</w:t>
+      </w:r>
+      <w:r>
+        <w:t xml:space="preserve"> — Substance that resists pH changes</w:t>
+      </w:r>
+    </w:p>
+    <w:p>
+      <w:pPr>
+        <w:pStyle w:val="Heading2"/>
+      </w:pPr>
+      <w:r>
+        <w:t>Study Tips</w:t>
+      </w:r>
+    </w:p>
+    <w:p>
+      <w:r>
+        <w:t xml:space="preserve">1. </w:t>
+      </w:r>
+      <w:r>
+        <w:rPr>
+          <w:b/>
+        </w:rPr>
+        <w:t>Remember COHN</w:t>
+      </w:r>
+      <w:r>
+        <w:t xml:space="preserve"> — Carbon, Oxygen, Hydrogen, Nitrogen are the four most common elements in living things</w:t>
+      </w:r>
+    </w:p>
+    <w:p>
+      <w:r>
+        <w:t xml:space="preserve">2. </w:t>
+      </w:r>
+      <w:r>
+        <w:rPr>
+          <w:b/>
+        </w:rPr>
+        <w:t>Draw water molecules</w:t>
+      </w:r>
+      <w:r>
+        <w:t xml:space="preserve"> — Show hydrogen bonds between them</w:t>
+      </w:r>
+    </w:p>
+    <w:p>
+      <w:r>
+        <w:t xml:space="preserve">3. </w:t>
+      </w:r>
+      <w:r>
+        <w:rPr>
+          <w:b/>
+        </w:rPr>
+        <w:t>Use the pH scale</w:t>
+      </w:r>
+      <w:r>
+        <w:t xml:space="preserve"> — 7 is neutral, &lt;7 is acidic, &gt;7 is basic</w:t>
+      </w:r>
+    </w:p>
+    <w:p>
+      <w:r>
+        <w:t xml:space="preserve">4. </w:t>
+      </w:r>
+      <w:r>
+        <w:rPr>
+          <w:b/>
+        </w:rPr>
+        <w:t>Know that pH is logarithmic</w:t>
+      </w:r>
+      <w:r>
+        <w:t xml:space="preserve"> — Each number is 10× change</w:t>
       </w:r>
     </w:p>
     <w:sectPr>

--- a/PUBLISHED/biol-1/ALL_FILES/module-02-basic-chemistry-keys-to-success.docx
+++ b/PUBLISHED/biol-1/ALL_FILES/module-02-basic-chemistry-keys-to-success.docx
@@ -7,7 +7,7 @@
         <w:pStyle w:val="Heading1"/>
       </w:pPr>
       <w:r>
-        <w:t>Module 2: Basic Chemistry — Keys to Success</w:t>
+        <w:t>Module 2: Basic Chemistry - Keys to Success</w:t>
       </w:r>
     </w:p>
     <w:p>
@@ -28,7 +28,7 @@
         <w:t xml:space="preserve">1. </w:t>
       </w:r>
       <w:r>
-        <w:t>Describe atomic structure and subatomic particles</w:t>
+        <w:t>Use atomic structure to explain basic bonding patterns.</w:t>
       </w:r>
     </w:p>
     <w:p>
@@ -36,7 +36,7 @@
         <w:t xml:space="preserve">2. </w:t>
       </w:r>
       <w:r>
-        <w:t>Explain how atoms form bonds (ionic, covalent, hydrogen)</w:t>
+        <w:t>Distinguish covalent, ionic, and hydrogen bonding in biological examples.</w:t>
       </w:r>
     </w:p>
     <w:p>
@@ -44,7 +44,7 @@
         <w:t xml:space="preserve">3. </w:t>
       </w:r>
       <w:r>
-        <w:t>Distinguish between polar and non-polar molecules</w:t>
+        <w:t>Explain why water properties matter for cells and organisms.</w:t>
       </w:r>
     </w:p>
     <w:p>
@@ -52,7 +52,7 @@
         <w:t xml:space="preserve">4. </w:t>
       </w:r>
       <w:r>
-        <w:t>Explain water's properties and their importance for life</w:t>
+        <w:t>Interpret pH as a chemical condition that affects biology.</w:t>
       </w:r>
     </w:p>
     <w:p>
@@ -60,7 +60,55 @@
         <w:t xml:space="preserve">5. </w:t>
       </w:r>
       <w:r>
-        <w:t>Use the pH scale and explain buffers</w:t>
+        <w:t>Track atoms through a simple chemical reaction.</w:t>
+      </w:r>
+    </w:p>
+    <w:p>
+      <w:pPr>
+        <w:pStyle w:val="Heading2"/>
+      </w:pPr>
+      <w:r>
+        <w:t>Topics</w:t>
+      </w:r>
+    </w:p>
+    <w:p>
+      <w:r>
+        <w:t xml:space="preserve">• </w:t>
+      </w:r>
+      <w:r>
+        <w:t>Atoms and elements</w:t>
+      </w:r>
+    </w:p>
+    <w:p>
+      <w:r>
+        <w:t xml:space="preserve">• </w:t>
+      </w:r>
+      <w:r>
+        <w:t>Bonding and molecular shape</w:t>
+      </w:r>
+    </w:p>
+    <w:p>
+      <w:r>
+        <w:t xml:space="preserve">• </w:t>
+      </w:r>
+      <w:r>
+        <w:t>Water as a biological solvent</w:t>
+      </w:r>
+    </w:p>
+    <w:p>
+      <w:r>
+        <w:t xml:space="preserve">• </w:t>
+      </w:r>
+      <w:r>
+        <w:t>pH and chemical balance</w:t>
+      </w:r>
+    </w:p>
+    <w:p>
+      <w:r>
+        <w:t xml:space="preserve">• </w:t>
+      </w:r>
+      <w:r>
+        <w:t>Chemical reactions in cells</w:t>
       </w:r>
     </w:p>
     <w:p>
@@ -82,7 +130,7 @@
         <w:t>Atom</w:t>
       </w:r>
       <w:r>
-        <w:t xml:space="preserve"> — Smallest unit of matter retaining element properties</w:t>
+        <w:t xml:space="preserve"> - Smallest unit of an element that keeps that element identity.</w:t>
       </w:r>
     </w:p>
     <w:p>
@@ -93,10 +141,10 @@
         <w:rPr>
           <w:b/>
         </w:rPr>
-        <w:t>Proton</w:t>
+        <w:t>Element</w:t>
       </w:r>
       <w:r>
-        <w:t xml:space="preserve"> — Positive charge, in nucleus, determines atomic number</w:t>
+        <w:t xml:space="preserve"> - Pure substance defined by proton number.</w:t>
       </w:r>
     </w:p>
     <w:p>
@@ -107,10 +155,10 @@
         <w:rPr>
           <w:b/>
         </w:rPr>
-        <w:t>Neutron</w:t>
+        <w:t>Covalent bond</w:t>
       </w:r>
       <w:r>
-        <w:t xml:space="preserve"> — No charge, in nucleus, determines isotope</w:t>
+        <w:t xml:space="preserve"> - Bond formed when atoms share electrons.</w:t>
       </w:r>
     </w:p>
     <w:p>
@@ -121,10 +169,10 @@
         <w:rPr>
           <w:b/>
         </w:rPr>
-        <w:t>Electron</w:t>
+        <w:t>Ionic bond</w:t>
       </w:r>
       <w:r>
-        <w:t xml:space="preserve"> — Negative charge, orbits nucleus, determines bonding</w:t>
+        <w:t xml:space="preserve"> - Attraction between oppositely charged ions.</w:t>
       </w:r>
     </w:p>
     <w:p>
@@ -135,10 +183,10 @@
         <w:rPr>
           <w:b/>
         </w:rPr>
-        <w:t>Ionic Bond</w:t>
+        <w:t>Hydrogen bond</w:t>
       </w:r>
       <w:r>
-        <w:t xml:space="preserve"> — Transfer of electrons between atoms</w:t>
+        <w:t xml:space="preserve"> - Weak attraction involving polar hydrogen and electronegative atoms.</w:t>
       </w:r>
     </w:p>
     <w:p>
@@ -149,10 +197,10 @@
         <w:rPr>
           <w:b/>
         </w:rPr>
-        <w:t>Covalent Bond</w:t>
+        <w:t>Polarity</w:t>
       </w:r>
       <w:r>
-        <w:t xml:space="preserve"> — Sharing of electrons between atoms</w:t>
+        <w:t xml:space="preserve"> - Uneven charge distribution across a molecule.</w:t>
       </w:r>
     </w:p>
     <w:p>
@@ -163,94 +211,10 @@
         <w:rPr>
           <w:b/>
         </w:rPr>
-        <w:t>Polar Molecule</w:t>
+        <w:t>pH</w:t>
       </w:r>
       <w:r>
-        <w:t xml:space="preserve"> — Unequal sharing of electrons (e.g., water)</w:t>
-      </w:r>
-    </w:p>
-    <w:p>
-      <w:r>
-        <w:t xml:space="preserve">• </w:t>
-      </w:r>
-      <w:r>
-        <w:rPr>
-          <w:b/>
-        </w:rPr>
-        <w:t>Hydrogen Bond</w:t>
-      </w:r>
-      <w:r>
-        <w:t xml:space="preserve"> — Weak attraction between H and electronegative atoms</w:t>
-      </w:r>
-    </w:p>
-    <w:p>
-      <w:r>
-        <w:t xml:space="preserve">• </w:t>
-      </w:r>
-      <w:r>
-        <w:rPr>
-          <w:b/>
-        </w:rPr>
-        <w:t>Cohesion</w:t>
-      </w:r>
-      <w:r>
-        <w:t xml:space="preserve"> — Water molecules sticking to each other</w:t>
-      </w:r>
-    </w:p>
-    <w:p>
-      <w:r>
-        <w:t xml:space="preserve">• </w:t>
-      </w:r>
-      <w:r>
-        <w:rPr>
-          <w:b/>
-        </w:rPr>
-        <w:t>Adhesion</w:t>
-      </w:r>
-      <w:r>
-        <w:t xml:space="preserve"> — Water sticking to other surfaces</w:t>
-      </w:r>
-    </w:p>
-    <w:p>
-      <w:r>
-        <w:t xml:space="preserve">• </w:t>
-      </w:r>
-      <w:r>
-        <w:rPr>
-          <w:b/>
-        </w:rPr>
-        <w:t>Specific Heat</w:t>
-      </w:r>
-      <w:r>
-        <w:t xml:space="preserve"> — Energy to raise temperature; water's is high</w:t>
-      </w:r>
-    </w:p>
-    <w:p>
-      <w:r>
-        <w:t xml:space="preserve">• </w:t>
-      </w:r>
-      <w:r>
-        <w:rPr>
-          <w:b/>
-        </w:rPr>
-        <w:t>Solvent</w:t>
-      </w:r>
-      <w:r>
-        <w:t xml:space="preserve"> — Substance that dissolves others; water is universal solvent</w:t>
-      </w:r>
-    </w:p>
-    <w:p>
-      <w:r>
-        <w:t xml:space="preserve">• </w:t>
-      </w:r>
-      <w:r>
-        <w:rPr>
-          <w:b/>
-        </w:rPr>
-        <w:t>pH Scale</w:t>
-      </w:r>
-      <w:r>
-        <w:t xml:space="preserve"> — Measures acidity/alkalinity (0-14)</w:t>
+        <w:t xml:space="preserve"> - Measure of hydrogen ion concentration.</w:t>
       </w:r>
     </w:p>
     <w:p>
@@ -264,7 +228,55 @@
         <w:t>Buffer</w:t>
       </w:r>
       <w:r>
-        <w:t xml:space="preserve"> — Substance that resists pH changes</w:t>
+        <w:t xml:space="preserve"> - Chemical system that resists pH change.</w:t>
+      </w:r>
+    </w:p>
+    <w:p>
+      <w:pPr>
+        <w:pStyle w:val="Heading2"/>
+      </w:pPr>
+      <w:r>
+        <w:t>Core Contents</w:t>
+      </w:r>
+    </w:p>
+    <w:p>
+      <w:r>
+        <w:t xml:space="preserve">1. </w:t>
+      </w:r>
+      <w:r>
+        <w:t>Atoms form elements, and their electrons shape bonding behavior.</w:t>
+      </w:r>
+    </w:p>
+    <w:p>
+      <w:r>
+        <w:t xml:space="preserve">2. </w:t>
+      </w:r>
+      <w:r>
+        <w:t>Covalent, ionic, and hydrogen bonds create different molecular properties.</w:t>
+      </w:r>
+    </w:p>
+    <w:p>
+      <w:r>
+        <w:t xml:space="preserve">3. </w:t>
+      </w:r>
+      <w:r>
+        <w:t>Water polarity explains cohesion, temperature buffering, and dissolving ions or polar molecules.</w:t>
+      </w:r>
+    </w:p>
+    <w:p>
+      <w:r>
+        <w:t xml:space="preserve">4. </w:t>
+      </w:r>
+      <w:r>
+        <w:t>pH tracks hydrogen ion concentration and affects biological molecules.</w:t>
+      </w:r>
+    </w:p>
+    <w:p>
+      <w:r>
+        <w:t xml:space="preserve">5. </w:t>
+      </w:r>
+      <w:r>
+        <w:t>Cells depend on chemical reactions that rearrange matter without destroying atoms.</w:t>
       </w:r>
     </w:p>
     <w:p>
@@ -280,13 +292,7 @@
         <w:t xml:space="preserve">1. </w:t>
       </w:r>
       <w:r>
-        <w:rPr>
-          <w:b/>
-        </w:rPr>
-        <w:t>Remember COHN</w:t>
-      </w:r>
-      <w:r>
-        <w:t xml:space="preserve"> — Carbon, Oxygen, Hydrogen, Nitrogen are the four most common elements in living things</w:t>
+        <w:t>Start with the module's central claim before memorizing vocabulary.</w:t>
       </w:r>
     </w:p>
     <w:p>
@@ -294,13 +300,7 @@
         <w:t xml:space="preserve">2. </w:t>
       </w:r>
       <w:r>
-        <w:rPr>
-          <w:b/>
-        </w:rPr>
-        <w:t>Draw water molecules</w:t>
-      </w:r>
-      <w:r>
-        <w:t xml:space="preserve"> — Show hydrogen bonds between them</w:t>
+        <w:t>Use the same-numbered lab as the evidence check for the module.</w:t>
       </w:r>
     </w:p>
     <w:p>
@@ -308,13 +308,7 @@
         <w:t xml:space="preserve">3. </w:t>
       </w:r>
       <w:r>
-        <w:rPr>
-          <w:b/>
-        </w:rPr>
-        <w:t>Use the pH scale</w:t>
-      </w:r>
-      <w:r>
-        <w:t xml:space="preserve"> — 7 is neutral, &lt;7 is acidic, &gt;7 is basic</w:t>
+        <w:t>Explain one mechanism in words, then redraw it as a simple diagram.</w:t>
       </w:r>
     </w:p>
     <w:p>
@@ -322,13 +316,58 @@
         <w:t xml:space="preserve">4. </w:t>
       </w:r>
       <w:r>
-        <w:rPr>
-          <w:b/>
-        </w:rPr>
-        <w:t>Know that pH is logarithmic</w:t>
+        <w:t>Answer retrieval questions without notes, then revise with the terms list.</w:t>
+      </w:r>
+    </w:p>
+    <w:p>
+      <w:pPr>
+        <w:pStyle w:val="Heading2"/>
+      </w:pPr>
+      <w:r>
+        <w:t>Connected Lab</w:t>
+      </w:r>
+    </w:p>
+    <w:p>
+      <w:r>
+        <w:t xml:space="preserve">• </w:t>
       </w:r>
       <w:r>
-        <w:t xml:space="preserve"> — Each number is 10× change</w:t>
+        <w:rPr>
+          <w:rFonts w:ascii="Courier New" w:hAnsi="Courier New"/>
+        </w:rPr>
+        <w:t>lab-02_probability-statistics.md</w:t>
+      </w:r>
+    </w:p>
+    <w:p>
+      <w:pPr>
+        <w:pStyle w:val="Heading2"/>
+      </w:pPr>
+      <w:r>
+        <w:t>Generated Visuals</w:t>
+      </w:r>
+    </w:p>
+    <w:p>
+      <w:r>
+        <w:t xml:space="preserve">• </w:t>
+      </w:r>
+      <w:r>
+        <w:t>Module 02: Basic Chemistry Concept Map</w:t>
+      </w:r>
+    </w:p>
+    <w:p>
+      <w:r>
+        <w:t xml:space="preserve">• </w:t>
+      </w:r>
+      <w:r>
+        <w:t>Module 02: Basic Chemistry Process Model</w:t>
+      </w:r>
+    </w:p>
+    <w:p>
+      <w:r>
+        <w:t xml:space="preserve">• </w:t>
+      </w:r>
+      <w:r>
+        <w:t>Module 02: Basic Chemistry Retrieval Card</w:t>
       </w:r>
     </w:p>
     <w:sectPr>
